--- a/docs/Bao_cao.docx
+++ b/docs/Bao_cao.docx
@@ -334,7 +334,7 @@
           <w:color w:val="000000"/>
           <w:sz w:val="26"/>
         </w:rPr>
-        <w:t>English report · MovieLOD ontology 2.0.0</w:t>
+        <w:t>English report · MovieLOD ontology 3.0.0</w:t>
       </w:r>
     </w:p>
     <w:p>
@@ -352,7 +352,7 @@
           <w:color w:val="000000"/>
           <w:sz w:val="26"/>
         </w:rPr>
-        <w:t>8 October 2026</w:t>
+        <w:t>9 October 2026</w:t>
       </w:r>
     </w:p>
     <w:p>
@@ -889,7 +889,7 @@
           <w:color w:val="000000"/>
           <w:sz w:val="26"/>
         </w:rPr>
-        <w:t>MovieLOD combines Wikidata and DBpedia responses with an OWL ontology, RDF publication, external identity links and three query interfaces. Its selected sample contains 30 films, 42 declared classes, 19,339 data triples and 1,727 identity links. Source integrity and query behavior are verified; HermiT and Pellet confirm consistency and matching inferred populations. Application counting is distinguished from OWL DL inference. The motivating problem is that movie information uses different identifiers and overlapping roles across sources. Inception and Christopher Nolan illustrate how one person can direct, write and produce the same film without losing the identity or provenance of each contribution.</w:t>
+        <w:t>MovieLOD studies how source movie descriptions can be represented as linked knowledge and used for logical classification. The final ontology reuses DBpedia vocabulary and a local Contribution pattern. Its 30-film sample contains 851 people, 1,010 credits, 37 named classes and 1,727 identity links. The complete OWL contains 19,025 triples, including schema and asserted facts. HermiT confirms consistency and source-supported inferred memberships. Inception and Christopher Nolan illustrate overlapping roles and genuine cardinality reasoning. The application exposes the same source facts and precomputed entailments through explicit query scopes.</w:t>
       </w:r>
     </w:p>
     <w:p>
@@ -927,7 +927,7 @@
           <w:color w:val="000000"/>
           <w:sz w:val="26"/>
         </w:rPr>
-        <w:t>Table 1. Competency questions guiding ontology design and evaluation.</w:t>
+        <w:t>Table 1. Questions guiding ontology design and evaluation.</w:t>
       </w:r>
     </w:p>
     <w:tbl>
@@ -1083,7 +1083,7 @@
                 <w:color w:val="000000"/>
                 <w:sz w:val="26"/>
               </w:rPr>
-              <w:t>Film, Person and director relation</w:t>
+              <w:t>Source film–person relation</w:t>
             </w:r>
           </w:p>
         </w:tc>
@@ -1132,7 +1132,7 @@
                 <w:color w:val="000000"/>
                 <w:sz w:val="26"/>
               </w:rPr>
-              <w:t>Which roles did one person hold?</w:t>
+              <w:t>Who holds multiple film roles?</w:t>
             </w:r>
           </w:p>
         </w:tc>
@@ -1154,7 +1154,7 @@
                 <w:color w:val="000000"/>
                 <w:sz w:val="26"/>
               </w:rPr>
-              <w:t>Person–film–role association</w:t>
+              <w:t>Contribution and controlled roles</w:t>
             </w:r>
           </w:p>
         </w:tc>
@@ -1203,7 +1203,7 @@
                 <w:color w:val="000000"/>
                 <w:sz w:val="26"/>
               </w:rPr>
-              <w:t>How are films grouped by genre?</w:t>
+              <w:t>Which films satisfy genre/award classes?</w:t>
             </w:r>
           </w:p>
         </w:tc>
@@ -1225,7 +1225,7 @@
                 <w:color w:val="000000"/>
                 <w:sz w:val="26"/>
               </w:rPr>
-              <w:t>Genre taxonomy and film membership</w:t>
+              <w:t>Existential and intersection definitions</w:t>
             </w:r>
           </w:p>
         </w:tc>
@@ -1274,7 +1274,7 @@
                 <w:color w:val="000000"/>
                 <w:sz w:val="26"/>
               </w:rPr>
-              <w:t>Which external entities identify a film?</w:t>
+              <w:t>Which identifiers refer to the same entity?</w:t>
             </w:r>
           </w:p>
         </w:tc>
@@ -1296,7 +1296,7 @@
                 <w:color w:val="000000"/>
                 <w:sz w:val="26"/>
               </w:rPr>
-              <w:t>Identity alignment across datasets</w:t>
+              <w:t>Identity and provenance</w:t>
             </w:r>
           </w:p>
         </w:tc>
@@ -1345,7 +1345,7 @@
                 <w:color w:val="000000"/>
                 <w:sz w:val="26"/>
               </w:rPr>
-              <w:t>Which types follow from stated facts?</w:t>
+              <w:t>Which memberships are logically entailed?</w:t>
             </w:r>
           </w:p>
         </w:tc>
@@ -1367,7 +1367,7 @@
                 <w:color w:val="000000"/>
                 <w:sz w:val="26"/>
               </w:rPr>
-              <w:t>Class definitions and entailment</w:t>
+              <w:t>OWL restrictions and distinctness</w:t>
             </w:r>
           </w:p>
         </w:tc>
@@ -1424,7 +1424,7 @@
           <w:color w:val="000000"/>
           <w:sz w:val="26"/>
         </w:rPr>
-        <w:t>The selected sample is a case study rather than a comprehensive film catalogue. Evaluation examines whether the conceptual model represents the domain coherently and answers the competency questions. Three levels are distinguished: source assertions, logically entailed types, and application-defined aggregation. This distinction permits a meaningful assessment of semantic expressiveness without treating the sample as representative of the entire film industry.</w:t>
+        <w:t>The sample is a case study, not a comprehensive catalogue. Evaluation separates assertions, class entailments, relationship materialization and query aggregation. Author-defined genre buckets are grounded in source labels but are not claimed as source-provided taxonomic facts. This separation permits an evidence-based assessment of semantic expressiveness without claiming industry-wide completeness.</w:t>
       </w:r>
     </w:p>
     <w:p>
@@ -1836,7 +1836,7 @@
           <w:color w:val="000000"/>
           <w:sz w:val="26"/>
         </w:rPr>
-        <w:t>Separating the layers supports a precise interpretation of query answers. A person may be explicitly described as a Person while satisfying the definition of Filmmaker through a contribution. The additional type follows from the ontology, not a new source statement. Conversely, an aggregation over distinct RDF terms is a query operation and may not establish an OWL cardinality restriction. The framework therefore separates logical entailment from data summarization.</w:t>
+        <w:t>A person may be explicitly typed Person while satisfying Filmmaker through a credit. HermiT infers the type from the model; it is not a new crawled statement. Relationship closure separately applies inverse, subproperty and chain rules. Aggregation over distinct RDF terms is a query operation and cannot establish OWL inequality by itself. Interpretation of results therefore specifies the graph, identity scope and reasoning method.</w:t>
       </w:r>
     </w:p>
     <w:p>
@@ -2248,7 +2248,7 @@
           <w:color w:val="000000"/>
           <w:sz w:val="26"/>
         </w:rPr>
-        <w:t>QIDs form stable local identifiers for films, people and other entities. The build step maps source claims to ontology properties, normalizes runtime units to minutes and records ambiguous or multiple values for review. Source snapshots remain available so a normalized statement can be traced back to the exact response. The current sample includes 30 films, 851 people, 1,010 contributions, 45 companies and 672 award entities.</w:t>
+        <w:t>Source QIDs form stable local identifiers. Credit and context claims map to reused DBpedia properties. Runtime is normalized to seconds, following dbo:runtime and its xsd:double range. The earliest eligible Gregorian P577 year is retained as ex:releaseYear, an explicitly defined summary rather than an invented full release date. Labels reuse rdfs:label. Source snapshots permit each normalized entity or association to be traced to the response used.</w:t>
       </w:r>
     </w:p>
     <w:p>
@@ -2268,11 +2268,11 @@
         </w:rPr>
         <w:t>res:film-Q25188 a dbo:Film ;</w:t>
         <w:br/>
-        <w:t xml:space="preserve">  ex:title "Inception" ;</w:t>
+        <w:t xml:space="preserve">  rdfs:label "Inception"@en ;</w:t>
         <w:br/>
         <w:t xml:space="preserve">  ex:releaseYear 2010 ;</w:t>
         <w:br/>
-        <w:t xml:space="preserve">  ex:runtimeMinutes "148.0"^^xsd:decimal ;</w:t>
+        <w:t xml:space="preserve">  dbo:runtime "8880.0"^^xsd:double ;</w:t>
         <w:br/>
         <w:t xml:space="preserve">  dbo:director res:person-Q25191 .</w:t>
       </w:r>
@@ -2297,8 +2297,8 @@
       <w:r>
         <w:drawing>
           <wp:inline xmlns:a="http://schemas.openxmlformats.org/drawingml/2006/main" xmlns:pic="http://schemas.openxmlformats.org/drawingml/2006/picture">
-            <wp:extent cx="3874895" cy="2520000"/>
-            <wp:docPr id="4" name="Picture 4" descr="Figure 3. runtimeMinutes in Protégé: Film domain and xsd:decimal range. Source: supplied slide PDF, p. 16."/>
+            <wp:extent cx="3557602" cy="2088000"/>
+            <wp:docPr id="4" name="Picture 4" descr="Figure 3. Inception literals in the final model: 2010 release-year summary and 8,880 seconds. Source: authors, final OWL."/>
             <wp:cNvGraphicFramePr>
               <a:graphicFrameLocks noChangeAspect="1"/>
             </wp:cNvGraphicFramePr>
@@ -2306,7 +2306,7 @@
               <a:graphicData uri="http://schemas.openxmlformats.org/drawingml/2006/picture">
                 <pic:pic>
                   <pic:nvPicPr>
-                    <pic:cNvPr id="0" name="P08_runtime_datatype.png"/>
+                    <pic:cNvPr id="0" name="literals.png"/>
                     <pic:cNvPicPr/>
                   </pic:nvPicPr>
                   <pic:blipFill>
@@ -2318,7 +2318,7 @@
                   <pic:spPr>
                     <a:xfrm>
                       <a:off x="0" y="0"/>
-                      <a:ext cx="3874895" cy="2520000"/>
+                      <a:ext cx="3557602" cy="2088000"/>
                     </a:xfrm>
                     <a:prstGeom prst="rect"/>
                   </pic:spPr>
@@ -2345,7 +2345,7 @@
           <w:color w:val="000000"/>
           <w:sz w:val="26"/>
         </w:rPr>
-        <w:t>Figure 3. runtimeMinutes in Protégé: Film domain and xsd:decimal range. Source: supplied slide PDF, p. 16.</w:t>
+        <w:t>Figure 3. Inception literals in the final model: 2010 release-year summary and 8,880 seconds. Source: authors, final OWL.</w:t>
       </w:r>
     </w:p>
     <w:p>
@@ -2363,7 +2363,7 @@
           <w:color w:val="000000"/>
           <w:sz w:val="26"/>
         </w:rPr>
-        <w:t>The representation contains 19,339 assertional triples and 518 schema triples. Turtle and JSON-LD express the same graph: their surface syntax differs, but their statements are equivalent. Datatypes distinguish a numeric duration from a textual title and permit meaningful comparison and aggregation. This also illustrates the distinction between an entity and its attributes: Nolan is identified by an IRI, whereas 148 minutes is a literal value. Normalization supports semantic interoperability by representing comparable quantities in a common unit [6].</w:t>
+        <w:t>The final RDF/XML graph contains 19,025 triples including asserted data and schema; it does not include the full inference closure. Inception's 8,880 seconds equal the source-normalized 148 minutes. Typed literals distinguish numeric quantities from entity identifiers. The current sample contains 30 films, 851 people, 1,010 credit records, 45 companies and 672 award entities. These are distinct counting units, not interchangeable measures of graph size.</w:t>
       </w:r>
     </w:p>
     <w:p>
@@ -2401,7 +2401,7 @@
           <w:color w:val="000000"/>
           <w:sz w:val="26"/>
         </w:rPr>
-        <w:t>The ontology declares 42 named classes organized around films, agents, contributions, genres, awards and contextual information. dbo:Film, dbo:Person and dbo:Country reuse DBpedia vocabulary; 39 declarations express concepts specific to the study. Vocabulary reuse supports interoperability, while local definitions address modeling requirements that a general film description does not capture. Human-readable labels and comments clarify intended meaning without replacing formal axioms.</w:t>
+        <w:t>The final ontology declares 37 named classes: 17 DBpedia classes, one VoID Dataset class and 19 local classes. Reuse includes Film, Work, Person, Actor, Artist, MovieDirector, Writer, ScreenWriter, Producer, Agent, Organisation, Company, Genre, MovieGenre, Award, Country and Language. Local extensions describe credits, provenance, genre buckets and inferred subsets. Reusing these IRIs preserves shared meaning rather than cloning standard concepts under a local namespace.</w:t>
       </w:r>
     </w:p>
     <w:p>
@@ -2424,8 +2424,8 @@
       <w:r>
         <w:drawing>
           <wp:inline xmlns:a="http://schemas.openxmlformats.org/drawingml/2006/main" xmlns:pic="http://schemas.openxmlformats.org/drawingml/2006/picture">
-            <wp:extent cx="4151673" cy="2700000"/>
-            <wp:docPr id="5" name="Picture 5" descr="Figure 4. Asserted Film hierarchy and reused DBpedia Film IRI. Source: supplied slide PDF, p. 6."/>
+            <wp:extent cx="2702269" cy="2088000"/>
+            <wp:docPr id="5" name="Picture 5" descr="Figure 4. Film hierarchy and populated inferred subsets; arrows show parent-to-child inclusion. Source: authors, final OWL."/>
             <wp:cNvGraphicFramePr>
               <a:graphicFrameLocks noChangeAspect="1"/>
             </wp:cNvGraphicFramePr>
@@ -2433,7 +2433,7 @@
               <a:graphicData uri="http://schemas.openxmlformats.org/drawingml/2006/picture">
                 <pic:pic>
                   <pic:nvPicPr>
-                    <pic:cNvPr id="0" name="P01_film_hierarchy.png"/>
+                    <pic:cNvPr id="0" name="hierarchy.png"/>
                     <pic:cNvPicPr/>
                   </pic:nvPicPr>
                   <pic:blipFill>
@@ -2445,7 +2445,7 @@
                   <pic:spPr>
                     <a:xfrm>
                       <a:off x="0" y="0"/>
-                      <a:ext cx="4151673" cy="2700000"/>
+                      <a:ext cx="2702269" cy="2088000"/>
                     </a:xfrm>
                     <a:prstGeom prst="rect"/>
                   </pic:spPr>
@@ -2472,7 +2472,7 @@
           <w:color w:val="000000"/>
           <w:sz w:val="26"/>
         </w:rPr>
-        <w:t>Figure 4. Asserted Film hierarchy and reused DBpedia Film IRI. Source: supplied slide PDF, p. 6.</w:t>
+        <w:t>Figure 4. Film hierarchy and populated inferred subsets; arrows show parent-to-child inclusion. Source: authors, final OWL.</w:t>
       </w:r>
     </w:p>
     <w:p>
@@ -2491,7 +2491,7 @@
           <w:color w:val="000000"/>
           <w:sz w:val="26"/>
         </w:rPr>
-        <w:t>Table 4. Six conceptual groups, totaling 42 declared classes.</w:t>
+        <w:t>Table 4. Groups totaling 37 named classes.</w:t>
       </w:r>
     </w:p>
     <w:tbl>
@@ -2529,7 +2529,7 @@
                 <w:color w:val="000000"/>
                 <w:sz w:val="26"/>
               </w:rPr>
-              <w:t>Concept group</w:t>
+              <w:t>Class group</w:t>
             </w:r>
           </w:p>
         </w:tc>
@@ -2552,7 +2552,7 @@
                 <w:color w:val="000000"/>
                 <w:sz w:val="26"/>
               </w:rPr>
-              <w:t>Declared classes</w:t>
+              <w:t>Declarations</w:t>
             </w:r>
           </w:p>
         </w:tc>
@@ -2579,7 +2579,7 @@
                 <w:color w:val="000000"/>
                 <w:sz w:val="26"/>
               </w:rPr>
-              <w:t>CreativeWork / Film; Agent / Person / Organization</w:t>
+              <w:t>DBpedia / VoID classes</w:t>
             </w:r>
           </w:p>
         </w:tc>
@@ -2601,7 +2601,7 @@
                 <w:color w:val="000000"/>
                 <w:sz w:val="26"/>
               </w:rPr>
-              <w:t>11; 8</w:t>
+              <w:t>17 / 1</w:t>
             </w:r>
           </w:p>
         </w:tc>
@@ -2628,7 +2628,7 @@
                 <w:color w:val="000000"/>
                 <w:sz w:val="26"/>
               </w:rPr>
-              <w:t>Contribution / roles; Genre; Award</w:t>
+              <w:t>Contribution / role / source; credit subclasses</w:t>
             </w:r>
           </w:p>
         </w:tc>
@@ -2650,7 +2650,7 @@
                 <w:color w:val="000000"/>
                 <w:sz w:val="26"/>
               </w:rPr>
-              <w:t>6; 8; 5</w:t>
+              <w:t>3; 4</w:t>
             </w:r>
           </w:p>
         </w:tc>
@@ -2677,7 +2677,7 @@
                 <w:color w:val="000000"/>
                 <w:sz w:val="26"/>
               </w:rPr>
-              <w:t>Country / Language / SourceSnapshot / Dataset</w:t>
+              <w:t>Genre buckets; domain inferred subsets</w:t>
             </w:r>
           </w:p>
         </w:tc>
@@ -2699,7 +2699,7 @@
                 <w:color w:val="000000"/>
                 <w:sz w:val="26"/>
               </w:rPr>
-              <w:t>4</w:t>
+              <w:t>2; 10</w:t>
             </w:r>
           </w:p>
         </w:tc>
@@ -2737,7 +2737,7 @@
           <w:color w:val="000000"/>
           <w:sz w:val="26"/>
         </w:rPr>
-        <w:t>Film subclasses include FeatureFilm, AnimatedFilm and DocumentaryFilm, together with genre-based and award-based classes. The P31 mapping yields 29 FeatureFilm and one AnimatedFilm in this sample. DocumentaryFilm has no instances. Actor and Filmmaker overlap by design; Person and Organization represent different categories of agent. Genre and award subgroups are mapped from source-label keywords and require review when the dataset is expanded.</w:t>
+        <w:t>Unsupported feature-film assertions and empty documentary classes are excluded. Genre buckets ActionGenre and DramaGenre reflect transparent label mappings. No fiction hierarchy or fallback FilmAward class is guessed. Ten domain subsets have inferred members, including seven additions beyond Filmmaker, ActionFilm and AwardWinningFilm; four role-defined credit classes support their multi-step explanations.</w:t>
       </w:r>
     </w:p>
     <w:p>
@@ -2775,7 +2775,7 @@
           <w:color w:val="000000"/>
           <w:sz w:val="26"/>
         </w:rPr>
-        <w:t>Contribution represents a person-film-role association. contributionBy identifies the person, contributionTo the film, and hasRole one of four role individuals: DirectorRole, ActorRole, WriterRole or ProducerRole. Separate records preserve multiple roles without inventing a combined profession class. Nolan’s directing, writing and producing contributions to Inception are therefore three records, not three people.</w:t>
+        <w:t>Contribution represents a contextual person–film–role association. Functional contributionBy, contributionTo and hasRole identify its three endpoints and qualified exactly-one restrictions characterize the record. DirectorRole, ActorRole, WriterRole and ProducerRole are controlled individuals, not people or role subclasses. Nolan's three roles on Inception are three credit records. Credit subclasses are inferred through hasRole value restrictions; occupation-level inferences reuse DBpedia classes without redefining their global meaning.</w:t>
       </w:r>
     </w:p>
     <w:p>
@@ -2798,8 +2798,8 @@
       <w:r>
         <w:drawing>
           <wp:inline xmlns:a="http://schemas.openxmlformats.org/drawingml/2006/main" xmlns:pic="http://schemas.openxmlformats.org/drawingml/2006/picture">
-            <wp:extent cx="4096317" cy="2663999"/>
-            <wp:docPr id="6" name="Picture 6" descr="Figure 5. ActingContribution definition and inherited Contribution restrictions. Source: supplied slide PDF, p. 9."/>
+            <wp:extent cx="5760000" cy="1894181"/>
+            <wp:docPr id="6" name="Picture 6" descr="Figure 5. Nolan's actual directing, writing and producing credits on Inception. Source: authors, asserted graph."/>
             <wp:cNvGraphicFramePr>
               <a:graphicFrameLocks noChangeAspect="1"/>
             </wp:cNvGraphicFramePr>
@@ -2807,7 +2807,7 @@
               <a:graphicData uri="http://schemas.openxmlformats.org/drawingml/2006/picture">
                 <pic:pic>
                   <pic:nvPicPr>
-                    <pic:cNvPr id="0" name="P04_contribution_restrictions.png"/>
+                    <pic:cNvPr id="0" name="02_contribution.png"/>
                     <pic:cNvPicPr/>
                   </pic:nvPicPr>
                   <pic:blipFill>
@@ -2819,7 +2819,7 @@
                   <pic:spPr>
                     <a:xfrm>
                       <a:off x="0" y="0"/>
-                      <a:ext cx="4096317" cy="2663999"/>
+                      <a:ext cx="5760000" cy="1894181"/>
                     </a:xfrm>
                     <a:prstGeom prst="rect"/>
                   </pic:spPr>
@@ -2846,7 +2846,7 @@
           <w:color w:val="000000"/>
           <w:sz w:val="26"/>
         </w:rPr>
-        <w:t>Figure 5. ActingContribution definition and inherited Contribution restrictions. Source: supplied slide PDF, p. 9.</w:t>
+        <w:t>Figure 5. Nolan's actual directing, writing and producing credits on Inception. Source: authors, asserted graph.</w:t>
       </w:r>
     </w:p>
     <w:p>
@@ -3149,7 +3149,7 @@
           <w:color w:val="000000"/>
           <w:sz w:val="26"/>
         </w:rPr>
-        <w:t>The model declares 23 object properties and six data properties. Object properties connect entities, whereas data properties connect individuals to typed values. contributionBy, contributionTo and hasRole are functional and have qualified exactly-one restrictions. Universal restrictions constrain the types of their fillers. Together, these axioms characterize a Contribution as an association with one person, one film and one role, rather than an unrestricted collection of relationships.</w:t>
+        <w:t>The model declares 19 object and five datatype properties. Standard film relations reuse director, starring, writer, producer, productionCompany, award, genre, country and language. Custom relations encode the local credit context. contributionBy, contributionTo and hasRole are functional; their qualified cardinalities are exactly one. contributedTo follows from the chain hasContribution followed by contributionTo. Inverse and subproperty rules also support navigation and broader relationship retrieval.</w:t>
       </w:r>
     </w:p>
     <w:p>
@@ -3172,8 +3172,8 @@
       <w:r>
         <w:drawing>
           <wp:inline xmlns:a="http://schemas.openxmlformats.org/drawingml/2006/main" xmlns:pic="http://schemas.openxmlformats.org/drawingml/2006/picture">
-            <wp:extent cx="3930251" cy="2556000"/>
-            <wp:docPr id="7" name="Picture 7" descr="Figure 6. contributionBy: functional, inverse hasContribution, domain Contribution and range Person. Source: supplied slide PDF, p. 10."/>
+            <wp:extent cx="5760000" cy="1017154"/>
+            <wp:docPr id="7" name="Picture 7" descr="Figure 6. Credit endpoints, inverse navigation and the person–film property chain. Source: authors, final OWL."/>
             <wp:cNvGraphicFramePr>
               <a:graphicFrameLocks noChangeAspect="1"/>
             </wp:cNvGraphicFramePr>
@@ -3181,7 +3181,7 @@
               <a:graphicData uri="http://schemas.openxmlformats.org/drawingml/2006/picture">
                 <pic:pic>
                   <pic:nvPicPr>
-                    <pic:cNvPr id="0" name="P05_object_property.png"/>
+                    <pic:cNvPr id="0" name="properties.png"/>
                     <pic:cNvPicPr/>
                   </pic:nvPicPr>
                   <pic:blipFill>
@@ -3193,7 +3193,7 @@
                   <pic:spPr>
                     <a:xfrm>
                       <a:off x="0" y="0"/>
-                      <a:ext cx="3930251" cy="2556000"/>
+                      <a:ext cx="5760000" cy="1017154"/>
                     </a:xfrm>
                     <a:prstGeom prst="rect"/>
                   </pic:spPr>
@@ -3220,7 +3220,7 @@
           <w:color w:val="000000"/>
           <w:sz w:val="26"/>
         </w:rPr>
-        <w:t>Figure 6. contributionBy: functional, inverse hasContribution, domain Contribution and range Person. Source: supplied slide PDF, p. 10.</w:t>
+        <w:t>Figure 6. Credit endpoints, inverse navigation and the person–film property chain. Source: authors, final OWL.</w:t>
       </w:r>
     </w:p>
     <w:p>
@@ -3239,7 +3239,7 @@
           <w:color w:val="000000"/>
           <w:sz w:val="26"/>
         </w:rPr>
-        <w:t>Table 6. All six declared data properties.</w:t>
+        <w:t>Table 6. Five declared datatype properties; rdfs:label is an annotation.</w:t>
       </w:r>
     </w:p>
     <w:tbl>
@@ -3277,7 +3277,7 @@
                 <w:color w:val="000000"/>
                 <w:sz w:val="26"/>
               </w:rPr>
-              <w:t>Data property</w:t>
+              <w:t>Datatype property</w:t>
             </w:r>
           </w:p>
         </w:tc>
@@ -3300,7 +3300,7 @@
                 <w:color w:val="000000"/>
                 <w:sz w:val="26"/>
               </w:rPr>
-              <w:t>Datatype</w:t>
+              <w:t>Datatype / meaning</w:t>
             </w:r>
           </w:p>
         </w:tc>
@@ -3327,7 +3327,7 @@
                 <w:color w:val="000000"/>
                 <w:sz w:val="26"/>
               </w:rPr>
-              <w:t>title; sha256</w:t>
+              <w:t>dbo:runtime</w:t>
             </w:r>
           </w:p>
         </w:tc>
@@ -3349,7 +3349,7 @@
                 <w:color w:val="000000"/>
                 <w:sz w:val="26"/>
               </w:rPr>
-              <w:t>xsd:string</w:t>
+              <w:t>xsd:double / seconds</w:t>
             </w:r>
           </w:p>
         </w:tc>
@@ -3376,7 +3376,7 @@
                 <w:color w:val="000000"/>
                 <w:sz w:val="26"/>
               </w:rPr>
-              <w:t>releaseYear; runtimeMinutes</w:t>
+              <w:t>ex:releaseYear; ex:sha256</w:t>
             </w:r>
           </w:p>
         </w:tc>
@@ -3398,7 +3398,7 @@
                 <w:color w:val="000000"/>
                 <w:sz w:val="26"/>
               </w:rPr>
-              <w:t>xsd:integer; xsd:decimal</w:t>
+              <w:t>xsd:integer; xsd:string</w:t>
             </w:r>
           </w:p>
         </w:tc>
@@ -3425,7 +3425,7 @@
                 <w:color w:val="000000"/>
                 <w:sz w:val="26"/>
               </w:rPr>
-              <w:t>sourceUrl; retrievedAt</w:t>
+              <w:t>ex:sourceUrl; ex:retrievedAt</w:t>
             </w:r>
           </w:p>
         </w:tc>
@@ -3485,7 +3485,7 @@
           <w:color w:val="000000"/>
           <w:sz w:val="26"/>
         </w:rPr>
-        <w:t>OWL interprets restrictions semantically. Domain and range can support type inference, while absence of a statement does not imply its negation. Different identifiers are not automatically different individuals. Thus, an exactly-one restriction is not equivalent to requiring a filled database field. Disjointness expresses incompatibility between categories, while equivalent-class definitions characterize membership using intersections, unions, existential restrictions and fixed values. These distinctions determine which conclusions are justified [1].</w:t>
+        <w:t>Domain and range support type entailment, not missing-field validation. In particular, starring has range Actor and gives Actor membership without an ex:Actor clone. OWL does not assume that different identifiers denote different individuals. Minimum cardinality uses the simple hasContribution relation, not the non-simple chain property contributedTo. These design choices preserve the distinction between semantic constraints and application validation [1].</w:t>
       </w:r>
     </w:p>
     <w:p>
@@ -3523,7 +3523,7 @@
           <w:color w:val="000000"/>
           <w:sz w:val="26"/>
         </w:rPr>
-        <w:t>MovieLOD publishes RDF using HTTP IRIs and a CC BY-SA 4.0 data license. Turtle and JSON-LD are open serializations of the same graph; CSV is provided for convenience but is not itself RDF. The four-star claim depends on public access, an open license and useful descriptions reached through identifiers, rather than the existence of local files alone [3].</w:t>
+        <w:t>HTTP IRIs, open RDF representations and a CC BY-SA 4.0 data license support linked-data exchange [3]. The published application distributes the canonical DBpedia-based source graph, ontology and inference exports. Resource descriptions retain machine-readable links. Graph equivalence checks compare public RDF with the local exports; logical classification and HTTP access are evaluated separately.</w:t>
       </w:r>
     </w:p>
     <w:p>
@@ -3546,8 +3546,8 @@
       <w:r>
         <w:drawing>
           <wp:inline xmlns:a="http://schemas.openxmlformats.org/drawingml/2006/main" xmlns:pic="http://schemas.openxmlformats.org/drawingml/2006/picture">
-            <wp:extent cx="4040962" cy="2628000"/>
-            <wp:docPr id="8" name="Picture 8" descr="Figure 7. Inception individual: types, external identity links, companies, provenance and typed literals. Source: supplied slide PDF, p. 18."/>
+            <wp:extent cx="3647174" cy="1980000"/>
+            <wp:docPr id="8" name="Picture 8" descr="Figure 7. Inception identity links are distinct from its rdf:type dbo:Film assertion. Source: authors, final OWL."/>
             <wp:cNvGraphicFramePr>
               <a:graphicFrameLocks noChangeAspect="1"/>
             </wp:cNvGraphicFramePr>
@@ -3555,7 +3555,7 @@
               <a:graphicData uri="http://schemas.openxmlformats.org/drawingml/2006/picture">
                 <pic:pic>
                   <pic:nvPicPr>
-                    <pic:cNvPr id="0" name="P09_inception_individual.png"/>
+                    <pic:cNvPr id="0" name="identity.png"/>
                     <pic:cNvPicPr/>
                   </pic:nvPicPr>
                   <pic:blipFill>
@@ -3567,7 +3567,7 @@
                   <pic:spPr>
                     <a:xfrm>
                       <a:off x="0" y="0"/>
-                      <a:ext cx="4040962" cy="2628000"/>
+                      <a:ext cx="3647174" cy="1980000"/>
                     </a:xfrm>
                     <a:prstGeom prst="rect"/>
                   </pic:spPr>
@@ -3594,7 +3594,7 @@
           <w:color w:val="000000"/>
           <w:sz w:val="26"/>
         </w:rPr>
-        <w:t>Figure 7. Inception individual: types, external identity links, companies, provenance and typed literals. Source: supplied slide PDF, p. 18.</w:t>
+        <w:t>Figure 7. Inception identity links are distinct from its rdf:type dbo:Film assertion. Source: authors, final OWL.</w:t>
       </w:r>
     </w:p>
     <w:p>
@@ -3612,7 +3612,7 @@
           <w:color w:val="000000"/>
           <w:sz w:val="26"/>
         </w:rPr>
-        <w:t>An IRI description connects the identity of a resource with information about it. For Inception, the description includes its types, title, duration, director, contributions, contextual entities and source associations. Human-readable presentation and machine-readable RDF serve complementary audiences. Consumers can follow these relationships to explore connected resources rather than treating a film as an isolated record.</w:t>
+        <w:t>Resource descriptions connect identifiers with types, labels, relations and provenance. Standard RDF permits consumers to interpret these statements independently of the original interface. Following links can reveal connected people, genres, companies and awards. Human-readable pages and machine-readable RDF support complementary audiences, while source and identity assertions serve different semantic purposes.</w:t>
       </w:r>
     </w:p>
     <w:p>
@@ -3630,7 +3630,7 @@
           <w:color w:val="000000"/>
           <w:sz w:val="26"/>
         </w:rPr>
-        <w:t>The academic significance of publication is interoperability: another consumer can interpret the identifiers and reuse the statements without adopting the original application. An open license establishes reuse conditions, while standard RDF representations preserve meaning across tools. External links extend this principle across datasets. Publication alone does not guarantee semantic accuracy; the quality of the model, matching decisions and source claims remains essential.</w:t>
+        <w:t>The academic significance of publication is interoperability, supported by useful identifiers, vocabulary semantics and reuse conditions. Accessibility alone does not establish factual accuracy or logical consistency. Evaluation must therefore identify the graph version and the evidence supporting each claim. The local revision retains the source identity links while changing duplicate vocabulary and inference definitions.</w:t>
       </w:r>
     </w:p>
     <w:p>
@@ -3691,8 +3691,8 @@
       <w:r>
         <w:drawing>
           <wp:inline xmlns:a="http://schemas.openxmlformats.org/drawingml/2006/main" xmlns:pic="http://schemas.openxmlformats.org/drawingml/2006/picture">
-            <wp:extent cx="5760000" cy="1791141"/>
-            <wp:docPr id="9" name="Picture 9" descr="Figure 8. Cumulative Linked Open Data levels and project evidence. Source: supplied slide PDF, p. 17."/>
+            <wp:extent cx="5760000" cy="831573"/>
+            <wp:docPr id="9" name="Picture 9" descr="Figure 8. Cumulative linked-data principles and the canonical publication of linked RDF descriptions. Source: authors."/>
             <wp:cNvGraphicFramePr>
               <a:graphicFrameLocks noChangeAspect="1"/>
             </wp:cNvGraphicFramePr>
@@ -3700,7 +3700,7 @@
               <a:graphicData uri="http://schemas.openxmlformats.org/drawingml/2006/picture">
                 <pic:pic>
                   <pic:nvPicPr>
-                    <pic:cNvPr id="0" name="04_lod_levels.png"/>
+                    <pic:cNvPr id="0" name="lod.png"/>
                     <pic:cNvPicPr/>
                   </pic:nvPicPr>
                   <pic:blipFill>
@@ -3712,7 +3712,7 @@
                   <pic:spPr>
                     <a:xfrm>
                       <a:off x="0" y="0"/>
-                      <a:ext cx="5760000" cy="1791141"/>
+                      <a:ext cx="5760000" cy="831573"/>
                     </a:xfrm>
                     <a:prstGeom prst="rect"/>
                   </pic:spPr>
@@ -3739,7 +3739,7 @@
           <w:color w:val="000000"/>
           <w:sz w:val="26"/>
         </w:rPr>
-        <w:t>Figure 8. Cumulative Linked Open Data levels and project evidence. Source: supplied slide PDF, p. 17.</w:t>
+        <w:t>Figure 8. Cumulative linked-data principles and the canonical publication of linked RDF descriptions. Source: authors.</w:t>
       </w:r>
     </w:p>
     <w:p>
@@ -3779,7 +3779,7 @@
           <w:color w:val="000000"/>
           <w:sz w:val="26"/>
         </w:rPr>
-        <w:t>sameAs means that identifiers denote the same entity. It differs from reusing dbo:Film as vocabulary and from sourceSnapshot as provenance. Identity links require careful matching because reasoning can propagate statements across aliases. The application therefore filters local resource namespaces when counting inferred instances, preventing Wikidata and DBpedia aliases from inflating totals.</w:t>
+        <w:t>sameAs means that identifiers denote one entity. It is different from reusing dbo:Film as vocabulary or associating a source snapshot. Identity inference can propagate descriptions across aliases, so counting local IRIs avoids inflating populations with external names. Entity alignment is supported by identifiers and matching evidence, not name similarity alone. Incorrect identity assertions could propagate unrelated facts and must be reviewed.</w:t>
       </w:r>
     </w:p>
     <w:p>
@@ -4064,7 +4064,7 @@
           <w:color w:val="000000"/>
           <w:sz w:val="26"/>
         </w:rPr>
-        <w:t>SPARQL operationalizes the competency questions through graph patterns. SELECT retrieves bindings, ASK evaluates whether a pattern has a solution, and CONSTRUCT creates a graph from matching data [2]. In the Inception example, the query joins the film’s title and director relationship with the person’s label. OPTIONAL permits a result even when a descriptive attribute is absent.</w:t>
+        <w:t>SPARQL operationalizes competency questions through graph patterns. SELECT returns bindings, ASK checks pattern solutions and CONSTRUCT creates a graph [2]. The final design has 27 executed questions spanning direct facts, hierarchy and inferred knowledge. The graph scope is explicit: asserted data for direct questions, schema and inferred results for class queries, and named graphs for before/after comparisons. No query implicitly starts a DL reasoner.</w:t>
       </w:r>
     </w:p>
     <w:p>
@@ -4087,8 +4087,8 @@
       <w:r>
         <w:drawing>
           <wp:inline xmlns:a="http://schemas.openxmlformats.org/drawingml/2006/main" xmlns:pic="http://schemas.openxmlformats.org/drawingml/2006/picture">
-            <wp:extent cx="3525120" cy="2448000"/>
-            <wp:docPr id="10" name="Picture 10" descr="Figure 9. Inception query on the actual application. Source: supplied slide PDF, p. 19."/>
+            <wp:extent cx="3456000" cy="1944000"/>
+            <wp:docPr id="10" name="Picture 10" descr="Figure 9. Eight local films directed by Nolan, computed from the final OWL. Source: authors, actual query results."/>
             <wp:cNvGraphicFramePr>
               <a:graphicFrameLocks noChangeAspect="1"/>
             </wp:cNvGraphicFramePr>
@@ -4096,7 +4096,7 @@
               <a:graphicData uri="http://schemas.openxmlformats.org/drawingml/2006/picture">
                 <pic:pic>
                   <pic:nvPicPr>
-                    <pic:cNvPr id="0" name="06_query_ui.png"/>
+                    <pic:cNvPr id="0" name="queries.png"/>
                     <pic:cNvPicPr/>
                   </pic:nvPicPr>
                   <pic:blipFill>
@@ -4108,7 +4108,7 @@
                   <pic:spPr>
                     <a:xfrm>
                       <a:off x="0" y="0"/>
-                      <a:ext cx="3525120" cy="2448000"/>
+                      <a:ext cx="3456000" cy="1944000"/>
                     </a:xfrm>
                     <a:prstGeom prst="rect"/>
                   </pic:spPr>
@@ -4135,7 +4135,7 @@
           <w:color w:val="000000"/>
           <w:sz w:val="26"/>
         </w:rPr>
-        <w:t>Figure 9. Inception query on the actual application. Source: supplied slide PDF, p. 19.</w:t>
+        <w:t>Figure 9. Eight local films directed by Nolan, computed from the final OWL. Source: authors, actual query results.</w:t>
       </w:r>
     </w:p>
     <w:p>
@@ -4154,7 +4154,7 @@
           <w:color w:val="000000"/>
           <w:sz w:val="26"/>
         </w:rPr>
-        <w:t>Table 8. Selected query outputs.</w:t>
+        <w:t>Table 8. Source and inference queries have different scopes.</w:t>
       </w:r>
     </w:p>
     <w:tbl>
@@ -4264,7 +4264,7 @@
                 <w:color w:val="000000"/>
                 <w:sz w:val="26"/>
               </w:rPr>
-              <w:t>2010 / 148 min / Christopher Nolan</w:t>
+              <w:t>2010 / 8,880 s / Christopher Nolan</w:t>
             </w:r>
           </w:p>
         </w:tc>
@@ -4291,7 +4291,7 @@
                 <w:color w:val="000000"/>
                 <w:sz w:val="26"/>
               </w:rPr>
-              <w:t>Nolan films; Inception companies</w:t>
+              <w:t>Nolan films; Inception credits</w:t>
             </w:r>
           </w:p>
         </w:tc>
@@ -4313,7 +4313,7 @@
                 <w:color w:val="000000"/>
                 <w:sz w:val="26"/>
               </w:rPr>
-              <w:t>8 films; 4 companies</w:t>
+              <w:t>8 films; 25 records</w:t>
             </w:r>
           </w:p>
         </w:tc>
@@ -4340,7 +4340,7 @@
                 <w:color w:val="000000"/>
                 <w:sz w:val="26"/>
               </w:rPr>
-              <w:t>Inception actors; Godfather awards</w:t>
+              <w:t>WriterDirector before / after</w:t>
             </w:r>
           </w:p>
         </w:tc>
@@ -4362,7 +4362,7 @@
                 <w:color w:val="000000"/>
                 <w:sz w:val="26"/>
               </w:rPr>
-              <w:t>21 actors; 7 awards</w:t>
+              <w:t>0 / 10 local people</w:t>
             </w:r>
           </w:p>
         </w:tc>
@@ -4400,7 +4400,7 @@
           <w:color w:val="000000"/>
           <w:sz w:val="26"/>
         </w:rPr>
-        <w:t>The query examples demonstrate structural expressiveness: one pattern retrieves a film’s attributes, another follows contributions to roles, and an aggregation summarizes films by genre. Taxonomic queries can use subclass relationships to retrieve broader categories. Answers depend on the knowledge considered: asserted Person membership differs from entailed Filmmaker membership. LIMIT restricts displayed solutions rather than the population of a class. A useful interpretation of an answer therefore states its graph scope and counting unit.</w:t>
+        <w:t>WriterDirector is absent as an asserted type but has ten reasoned members. Nolan's ThreeCreditContributor ASK changes from false on assertions to true on the reasoned graph; false is query absence, not OWL negation. Local namespace filters exclude identity aliases, and LIMIT would restrict displayed solutions rather than class population. These conventions make before/after evidence interpretable and reproducible.</w:t>
       </w:r>
     </w:p>
     <w:p>
@@ -4438,7 +4438,7 @@
           <w:color w:val="000000"/>
           <w:sz w:val="26"/>
         </w:rPr>
-        <w:t>Reasoning evaluates whether the assertions and axioms admit a consistent interpretation and determines additional class memberships. Independent classification with HermiT and Pellet found the knowledge base consistent and no named class unsatisfiable. Both reasoners agreed on the populations reported below. This agreement supports the interpretation of the model; it is not evidence that every source claim is factually correct.</w:t>
+        <w:t>HermiT classified the exact final RDF/XML ontology and found it consistent, with no unsatisfiable named classes. The file hash binds the result to the inspected ontology. Membership counts match the verified design. Logical consistency does not prove completeness or factual correctness. Relationship closure separately materializes inverse, subproperty and property-chain entailments, producing 965 local person–film pairs.</w:t>
       </w:r>
     </w:p>
     <w:p>
@@ -4461,8 +4461,8 @@
       <w:r>
         <w:drawing>
           <wp:inline xmlns:a="http://schemas.openxmlformats.org/drawingml/2006/main" xmlns:pic="http://schemas.openxmlformats.org/drawingml/2006/picture">
-            <wp:extent cx="3598117" cy="2340000"/>
-            <wp:docPr id="11" name="Picture 11" descr="Figure 10. Filmmaker equivalent-class definition in an asserted Protégé view. Source: supplied slide PDF, p. 13. This image shows the axiom, not reasoner execution."/>
+            <wp:extent cx="5198400" cy="2016000"/>
+            <wp:docPr id="11" name="Picture 11" descr="Figure 10. Role-defined credits support DBpedia occupations, Filmmaker and WriterDirector. Source: authors, final axioms."/>
             <wp:cNvGraphicFramePr>
               <a:graphicFrameLocks noChangeAspect="1"/>
             </wp:cNvGraphicFramePr>
@@ -4470,7 +4470,7 @@
               <a:graphicData uri="http://schemas.openxmlformats.org/drawingml/2006/picture">
                 <pic:pic>
                   <pic:nvPicPr>
-                    <pic:cNvPr id="0" name="P06_filmmaker_equivalent_class.png"/>
+                    <pic:cNvPr id="0" name="03_reasoning.png"/>
                     <pic:cNvPicPr/>
                   </pic:nvPicPr>
                   <pic:blipFill>
@@ -4482,7 +4482,7 @@
                   <pic:spPr>
                     <a:xfrm>
                       <a:off x="0" y="0"/>
-                      <a:ext cx="3598117" cy="2340000"/>
+                      <a:ext cx="5198400" cy="2016000"/>
                     </a:xfrm>
                     <a:prstGeom prst="rect"/>
                   </pic:spPr>
@@ -4509,7 +4509,7 @@
           <w:color w:val="000000"/>
           <w:sz w:val="26"/>
         </w:rPr>
-        <w:t>Figure 10. Filmmaker equivalent-class definition in an asserted Protégé view. Source: supplied slide PDF, p. 13. This image shows the axiom, not reasoner execution.</w:t>
+        <w:t>Figure 10. Role-defined credits support DBpedia occupations, Filmmaker and WriterDirector. Source: authors, final axioms.</w:t>
       </w:r>
     </w:p>
     <w:p>
@@ -4528,7 +4528,7 @@
           <w:color w:val="000000"/>
           <w:sz w:val="26"/>
         </w:rPr>
-        <w:t>Table 9. Local instance counts independently confirmed by both reasoners.</w:t>
+        <w:t>Table 9. HermiT membership counts; these subset types are not asserted.</w:t>
       </w:r>
     </w:p>
     <w:tbl>
@@ -4566,7 +4566,7 @@
                 <w:color w:val="000000"/>
                 <w:sz w:val="26"/>
               </w:rPr>
-              <w:t>Class group</w:t>
+              <w:t>Inferred subset</w:t>
             </w:r>
           </w:p>
         </w:tc>
@@ -4589,7 +4589,7 @@
                 <w:color w:val="000000"/>
                 <w:sz w:val="26"/>
               </w:rPr>
-              <w:t>HermiT / Pellet result</w:t>
+              <w:t>Local members</w:t>
             </w:r>
           </w:p>
         </w:tc>
@@ -4616,7 +4616,7 @@
                 <w:color w:val="000000"/>
                 <w:sz w:val="26"/>
               </w:rPr>
-              <w:t>Actor; Filmmaker; AwardWinner</w:t>
+              <w:t>dbo:Actor; Filmmaker; WriterDirector</w:t>
             </w:r>
           </w:p>
         </w:tc>
@@ -4638,7 +4638,7 @@
                 <w:color w:val="000000"/>
                 <w:sz w:val="26"/>
               </w:rPr>
-              <w:t>769; 89; 290</w:t>
+              <w:t>769; 89; 10</w:t>
             </w:r>
           </w:p>
         </w:tc>
@@ -4665,7 +4665,7 @@
                 <w:color w:val="000000"/>
                 <w:sz w:val="26"/>
               </w:rPr>
-              <w:t>Acting / Directing / Writing / ProducingContribution</w:t>
+              <w:t>MultiCreditContributor; ThreeCreditContributor</w:t>
             </w:r>
           </w:p>
         </w:tc>
@@ -4687,7 +4687,7 @@
                 <w:color w:val="000000"/>
                 <w:sz w:val="26"/>
               </w:rPr>
-              <w:t>855 / 31 / 51 / 73</w:t>
+              <w:t>17; 7</w:t>
             </w:r>
           </w:p>
         </w:tc>
@@ -4714,7 +4714,7 @@
                 <w:color w:val="000000"/>
                 <w:sz w:val="26"/>
               </w:rPr>
-              <w:t>Action / Comedy / Drama / ScienceFiction / AwardWinningFilm</w:t>
+              <w:t>ActionFilm; AwardWinningFilm; their intersection</w:t>
             </w:r>
           </w:p>
         </w:tc>
@@ -4736,7 +4736,7 @@
                 <w:color w:val="000000"/>
                 <w:sz w:val="26"/>
               </w:rPr>
-              <w:t>12 / 4 / 25 / 6 / 26</w:t>
+              <w:t>12; 26; 10</w:t>
             </w:r>
           </w:p>
         </w:tc>
@@ -4763,7 +4763,7 @@
                 <w:color w:val="000000"/>
                 <w:sz w:val="26"/>
               </w:rPr>
-              <w:t>MultiGenreFilm; FilmStudio</w:t>
+              <w:t>ActorFilmmaker; AwardWinningFilmmaker; GenreCrossingFilm</w:t>
             </w:r>
           </w:p>
         </w:tc>
@@ -4785,7 +4785,7 @@
                 <w:color w:val="000000"/>
                 <w:sz w:val="26"/>
               </w:rPr>
-              <w:t>0; 0 DL-inferred instances</w:t>
+              <w:t>7; 65; 8</w:t>
             </w:r>
           </w:p>
         </w:tc>
@@ -4823,7 +4823,7 @@
           <w:color w:val="000000"/>
           <w:sz w:val="26"/>
         </w:rPr>
-        <w:t>Nolan satisfies Filmmaker through a directing, writing or producing contribution and AwardWinner through an award association. Twelve populations agree with OWL RL classification. In contrast, distinct-IRI aggregation identifies 30 MultiGenreFilm and six FilmStudio candidates, while neither DL reasoner entails those memberships under the current axioms. The discrepancy reflects different identity assumptions, not a contradictory result. Absence of inferred instances does not imply that a class is unsatisfiable.</w:t>
+        <w:t>Nolan's three different-role credits cannot collapse into one individual: hasRole is functional and the controlled roles are different. This supplies genuine minimum-cardinality witnesses. In contrast, two genre IRIs alone do not establish inequality; the separate MultiGenreFilm test produces zero DL members. Distinct-term counting and cardinality entailment remain different claims, not conflicting classifications.</w:t>
       </w:r>
     </w:p>
     <w:p>
@@ -4861,7 +4861,7 @@
           <w:color w:val="000000"/>
           <w:sz w:val="26"/>
         </w:rPr>
-        <w:t>Evaluation considers representational coverage, logical consistency and the ability to answer competency questions. The 30-film sample contains a year, duration and director for every film. Contribution records preserve multiple roles, and query results distinguish role associations from distinct people. The genre and award taxonomies support category-based retrieval. These observations demonstrate capabilities within the sample, rather than general accuracy over the film domain.</w:t>
+        <w:t>Evaluation considers source support, conceptual coherence, logical consistency and competency-query coverage. All 30 sampled films have a director, duration and release-year summary. Credit records preserve overlapping roles; inferred subsets follow explicit definitions. Seventeen people satisfy a two-credit lower bound and seven a three-credit bound. These observations demonstrate model capabilities within the selected corpus, not population-wide completeness.</w:t>
       </w:r>
     </w:p>
     <w:p>
@@ -4884,8 +4884,8 @@
       <w:r>
         <w:drawing>
           <wp:inline xmlns:a="http://schemas.openxmlformats.org/drawingml/2006/main" xmlns:pic="http://schemas.openxmlformats.org/drawingml/2006/picture">
-            <wp:extent cx="3099916" cy="2016000"/>
-            <wp:docPr id="12" name="Picture 12" descr="Figure 11. Genre hierarchy supporting category-based retrieval. Source: supplied slide PDF, p. 8."/>
+            <wp:extent cx="5760000" cy="1114839"/>
+            <wp:docPr id="12" name="Picture 12" descr="Figure 11. Controlled-role distinctness and a functional property justify credit cardinality. Source: authors, verified model."/>
             <wp:cNvGraphicFramePr>
               <a:graphicFrameLocks noChangeAspect="1"/>
             </wp:cNvGraphicFramePr>
@@ -4893,7 +4893,7 @@
               <a:graphicData uri="http://schemas.openxmlformats.org/drawingml/2006/picture">
                 <pic:pic>
                   <pic:nvPicPr>
-                    <pic:cNvPr id="0" name="P03_genre_award_hierarchy.png"/>
+                    <pic:cNvPr id="0" name="cardinality.png"/>
                     <pic:cNvPicPr/>
                   </pic:nvPicPr>
                   <pic:blipFill>
@@ -4905,7 +4905,7 @@
                   <pic:spPr>
                     <a:xfrm>
                       <a:off x="0" y="0"/>
-                      <a:ext cx="3099916" cy="2016000"/>
+                      <a:ext cx="5760000" cy="1114839"/>
                     </a:xfrm>
                     <a:prstGeom prst="rect"/>
                   </pic:spPr>
@@ -4932,7 +4932,7 @@
           <w:color w:val="000000"/>
           <w:sz w:val="26"/>
         </w:rPr>
-        <w:t>Figure 11. Genre hierarchy supporting category-based retrieval. Source: supplied slide PDF, p. 8.</w:t>
+        <w:t>Figure 11. Controlled-role distinctness and a functional property justify credit cardinality. Source: authors, verified model.</w:t>
       </w:r>
     </w:p>
     <w:p>
@@ -4951,7 +4951,7 @@
           <w:color w:val="000000"/>
           <w:sz w:val="26"/>
         </w:rPr>
-        <w:t>Table 10. Academic evaluation dimensions and their interpretive limits.</w:t>
+        <w:t>Table 10. Academic evaluation and limits.</w:t>
       </w:r>
     </w:p>
     <w:tbl>
@@ -5063,7 +5063,7 @@
                 <w:color w:val="000000"/>
                 <w:sz w:val="26"/>
               </w:rPr>
-              <w:t>Completeness</w:t>
+              <w:t>Source coverage</w:t>
             </w:r>
           </w:p>
         </w:tc>
@@ -5085,7 +5085,7 @@
                 <w:color w:val="000000"/>
                 <w:sz w:val="26"/>
               </w:rPr>
-              <w:t>30/30 films; 3 attributes</w:t>
+              <w:t>30-film selected sample</w:t>
             </w:r>
           </w:p>
         </w:tc>
@@ -5107,7 +5107,7 @@
                 <w:color w:val="000000"/>
                 <w:sz w:val="26"/>
               </w:rPr>
-              <w:t>Coverage within the selected sample</w:t>
+              <w:t>Local scope, not an industry census</w:t>
             </w:r>
           </w:p>
         </w:tc>
@@ -5156,7 +5156,7 @@
                 <w:color w:val="000000"/>
                 <w:sz w:val="26"/>
               </w:rPr>
-              <w:t>Agreement of two reasoners</w:t>
+              <w:t>HermiT passed; no unsatisfiable classes</w:t>
             </w:r>
           </w:p>
         </w:tc>
@@ -5205,7 +5205,7 @@
                 <w:color w:val="000000"/>
                 <w:sz w:val="26"/>
               </w:rPr>
-              <w:t>Expressiveness</w:t>
+              <w:t>Entailment</w:t>
             </w:r>
           </w:p>
         </w:tc>
@@ -5227,7 +5227,7 @@
                 <w:color w:val="000000"/>
                 <w:sz w:val="26"/>
               </w:rPr>
-              <w:t>Roles, hierarchy and identity</w:t>
+              <w:t>27 queries; before/after types</w:t>
             </w:r>
           </w:p>
         </w:tc>
@@ -5249,7 +5249,7 @@
                 <w:color w:val="000000"/>
                 <w:sz w:val="26"/>
               </w:rPr>
-              <w:t>Competency questions are answerable</w:t>
+              <w:t>New knowledge is traceable</w:t>
             </w:r>
           </w:p>
         </w:tc>
@@ -5276,7 +5276,7 @@
                 <w:color w:val="000000"/>
                 <w:sz w:val="26"/>
               </w:rPr>
-              <w:t>External validity</w:t>
+              <w:t>Identity / labels</w:t>
             </w:r>
           </w:p>
         </w:tc>
@@ -5298,7 +5298,7 @@
                 <w:color w:val="000000"/>
                 <w:sz w:val="26"/>
               </w:rPr>
-              <w:t>Selected 30-film corpus</w:t>
+              <w:t>No annotated reference set</w:t>
             </w:r>
           </w:p>
         </w:tc>
@@ -5320,7 +5320,7 @@
                 <w:color w:val="000000"/>
                 <w:sz w:val="26"/>
               </w:rPr>
-              <w:t>Industry-wide conclusions are unsupported</w:t>
+              <w:t>No claimed precision or recall</w:t>
             </w:r>
           </w:p>
         </w:tc>
@@ -5358,7 +5358,7 @@
           <w:color w:val="000000"/>
           <w:sz w:val="26"/>
         </w:rPr>
-        <w:t>Selection bias limits generalization, and keyword-based genre or award grouping can introduce semantic misclassification. Identity alignment also lacks an independently annotated reference set, so precision and recall are not claimed. Logical consistency is weaker than factual correctness; incomplete information remains possible under open-world semantics. A broader study should separately evaluate source accuracy, matching quality and sensitivity to modeling assumptions.</w:t>
+        <w:t>Selection bias, source errors and label-based genre mapping limit external validity. Identity alignment lacks an independently annotated ground truth, so matching precision and recall are not claimed. OWL's open-world semantics permits incomplete information. Future work should separately assess source accuracy, identity quality and sensitivity to modeling choices; the deployed graphs are checked against the canonical exports.</w:t>
       </w:r>
     </w:p>
     <w:p>
@@ -5415,7 +5415,7 @@
           <w:color w:val="000000"/>
           <w:sz w:val="26"/>
         </w:rPr>
-        <w:t>The study demonstrates how a movie domain can be represented as linked knowledge rather than isolated records. The Contribution pattern preserves the context of multiple roles, reused vocabulary supports interoperability, and identity links connect complementary descriptions. SPARQL answers competency questions while OWL exposes consequences of explicit definitions. The distinction between entailment and distinct-term aggregation is a central methodological result: apparently similar counts can rest on different semantic assumptions.</w:t>
+        <w:t>The study demonstrates DBpedia reuse with a source-grounded credit model. Hierarchy, restrictions, intersections, inverses and a property chain expose consequences beyond assertions. Seven additional domain subsets have inferred members. Role-based distinctness supports genuine cardinality, while the negative genre test shows why identifier counts are not OWL entailments.</w:t>
       </w:r>
     </w:p>
     <w:p>
@@ -5433,7 +5433,7 @@
           <w:color w:val="000000"/>
           <w:sz w:val="26"/>
         </w:rPr>
-        <w:t>Future research should use a larger and more diverse sample, annotated identity matches and expert-reviewed genre and award categories. Conflicting source claims require provenance-aware reconciliation. Richer models could distinguish film works, releases and editions. Cardinality-based membership should rely on justified individual distinctions. These extensions would permit more rigorous evaluation of accuracy, completeness and generalizability.</w:t>
+        <w:t>Future work should use a broader sample, expert-reviewed genre mappings and annotated identity matches. Provenance-aware reconciliation could address conflicting descriptions. Richer models might distinguish works, releases and editions. Future publication changes should preserve vocabulary semantics, graph scopes and units.</w:t>
       </w:r>
     </w:p>
     <w:p>
@@ -5578,7 +5578,7 @@
           <w:color w:val="000000"/>
           <w:sz w:val="26"/>
         </w:rPr>
-        <w:t>Online references accessed 8 October 2026. All figure origins are identified in their captions.</w:t>
+        <w:t>References accessed 9 October 2026. Figure captions identify source illustrations and author diagrams.</w:t>
       </w:r>
     </w:p>
     <w:sectPr>
